--- a/Output/tables-set-cell-properties-output.docx
+++ b/Output/tables-set-cell-properties-output.docx
@@ -5,14 +5,18 @@
     <w:p/>
     <w:tbl>
       <w:tblGrid>
-        <w:gridCol w:w="1500"/>
+        <w:gridCol w:w="2400"/>
         <w:gridCol w:w="1500"/>
         <w:gridCol w:w="1500"/>
       </w:tblGrid>
       <w:tr>
+        <w:trPr>
+          <w:hidden w:val="0"/>
+          <w:trHeight w:val="480" w:hRule="atLeast"/>
+        </w:trPr>
         <w:tc>
           <w:tcPr>
-            <w:tcW w:w="1500" w:type="dxa"/>
+            <w:tcW w:w="2400" w:type="dxa"/>
             <w:tcBorders>
               <w:top w:val="single" w:color="auto" w:sz="4" w:space="0"/>
               <w:bottom w:val="single" w:color="auto" w:sz="4" w:space="0"/>
@@ -23,7 +27,11 @@
             <w:noWrap w:val="0"/>
             <w:tcFitText w:val="0"/>
           </w:tcPr>
-          <w:p/>
+          <w:p>
+            <w:r>
+              <w:t>Zebra</w:t>
+            </w:r>
+          </w:p>
         </w:tc>
         <w:tc>
           <w:tcPr>
@@ -35,7 +43,11 @@
               <w:right w:val="single" w:color="auto" w:sz="4" w:space="0"/>
             </w:tcBorders>
           </w:tcPr>
-          <w:p/>
+          <w:p>
+            <w:r>
+              <w:t>Banana</w:t>
+            </w:r>
+          </w:p>
         </w:tc>
         <w:tc>
           <w:tcPr>
@@ -47,13 +59,17 @@
               <w:right w:val="single" w:color="auto" w:sz="4" w:space="0"/>
             </w:tcBorders>
           </w:tcPr>
-          <w:p/>
+          <w:p>
+            <w:r>
+              <w:t>Mango</w:t>
+            </w:r>
+          </w:p>
         </w:tc>
       </w:tr>
       <w:tr>
         <w:tc>
           <w:tcPr>
-            <w:tcW w:w="1500" w:type="dxa"/>
+            <w:tcW w:w="2400" w:type="dxa"/>
             <w:tcBorders>
               <w:top w:val="single" w:color="auto" w:sz="4" w:space="0"/>
               <w:bottom w:val="single" w:color="auto" w:sz="4" w:space="0"/>
@@ -61,7 +77,11 @@
               <w:right w:val="single" w:color="auto" w:sz="4" w:space="0"/>
             </w:tcBorders>
           </w:tcPr>
-          <w:p/>
+          <w:p>
+            <w:r>
+              <w:t>Apple</w:t>
+            </w:r>
+          </w:p>
         </w:tc>
         <w:tc>
           <w:tcPr>
@@ -73,7 +93,11 @@
               <w:right w:val="single" w:color="auto" w:sz="4" w:space="0"/>
             </w:tcBorders>
           </w:tcPr>
-          <w:p/>
+          <w:p>
+            <w:r>
+              <w:t>Grape</w:t>
+            </w:r>
+          </w:p>
         </w:tc>
         <w:tc>
           <w:tcPr>
@@ -85,13 +109,17 @@
               <w:right w:val="single" w:color="auto" w:sz="4" w:space="0"/>
             </w:tcBorders>
           </w:tcPr>
-          <w:p/>
+          <w:p>
+            <w:r>
+              <w:t>Kiwi</w:t>
+            </w:r>
+          </w:p>
         </w:tc>
       </w:tr>
       <w:tr>
         <w:tc>
           <w:tcPr>
-            <w:tcW w:w="1500" w:type="dxa"/>
+            <w:tcW w:w="2400" w:type="dxa"/>
             <w:tcBorders>
               <w:top w:val="single" w:color="auto" w:sz="4" w:space="0"/>
               <w:bottom w:val="single" w:color="auto" w:sz="4" w:space="0"/>
@@ -99,7 +127,11 @@
               <w:right w:val="single" w:color="auto" w:sz="4" w:space="0"/>
             </w:tcBorders>
           </w:tcPr>
-          <w:p/>
+          <w:p>
+            <w:r>
+              <w:t>Mango</w:t>
+            </w:r>
+          </w:p>
         </w:tc>
         <w:tc>
           <w:tcPr>
@@ -111,7 +143,11 @@
               <w:right w:val="single" w:color="auto" w:sz="4" w:space="0"/>
             </w:tcBorders>
           </w:tcPr>
-          <w:p/>
+          <w:p>
+            <w:r>
+              <w:t>Pear</w:t>
+            </w:r>
+          </w:p>
         </w:tc>
         <w:tc>
           <w:tcPr>
@@ -123,7 +159,11 @@
               <w:right w:val="single" w:color="auto" w:sz="4" w:space="0"/>
             </w:tcBorders>
           </w:tcPr>
-          <w:p/>
+          <w:p>
+            <w:r>
+              <w:t>Peach</w:t>
+            </w:r>
+          </w:p>
         </w:tc>
       </w:tr>
     </w:tbl>
